--- a/.runtime-wp/wordpress/wp-content/plugins/top-instal-generator/szablon-1f-split.docx
+++ b/.runtime-wp/wordpress/wp-content/plugins/top-instal-generator/szablon-1f-split.docx
@@ -1,1132 +1,3 @@
-
-<file path=word/document.xml><?xml version="1.0" encoding="utf-8"?>
-<w:document xmlns:wpc="http://schemas.microsoft.com/office/word/2010/wordprocessingCanvas" xmlns:cx="http://schemas.microsoft.com/office/drawing/2014/chartex" xmlns:cx1="http://schemas.microsoft.com/office/drawing/2015/9/8/chartex" xmlns:cx2="http://schemas.microsoft.com/office/drawing/2015/10/21/chartex" xmlns:cx3="http://schemas.microsoft.com/office/drawing/2016/5/9/chartex" xmlns:cx4="http://schemas.microsoft.com/office/drawing/2016/5/10/chartex" xmlns:cx5="http://schemas.microsoft.com/office/drawing/2016/5/11/chartex" xmlns:cx6="http://schemas.microsoft.com/office/drawing/2016/5/12/chartex" xmlns:cx7="http://schemas.microsoft.com/office/drawing/2016/5/13/chartex" xmlns:cx8="http://schemas.microsoft.com/office/drawing/2016/5/14/chartex" xmlns:mc="http://schemas.openxmlformats.org/markup-compatibility/2006" xmlns:aink="http://schemas.microsoft.com/office/drawing/2016/ink" xmlns:am3d="http://schemas.microsoft.com/office/drawing/2017/model3d" xmlns:o="urn:schemas-microsoft-com:office:office" xmlns:oel="http://schemas.microsoft.com/office/2019/extlst" xmlns:r="http://schemas.openxmlformats.org/officeDocument/2006/relationships" xmlns:m="http://schemas.openxmlformats.org/officeDocument/2006/math" xmlns:v="urn:schemas-microsoft-com:vml" xmlns:wp14="http://schemas.microsoft.com/office/word/2010/wordprocessingDrawing" xmlns:wp="http://schemas.openxmlformats.org/drawingml/2006/wordprocessingDrawing" xmlns:w10="urn:schemas-microsoft-com:office:word" xmlns:w="http://schemas.openxmlformats.org/wordprocessingml/2006/main" xmlns:w14="http://schemas.microsoft.com/office/word/2010/wordml" xmlns:w15="http://schemas.microsoft.com/office/word/2012/wordml" xmlns:w16cex="http://schemas.microsoft.com/office/word/2018/wordml/cex" xmlns:w16cid="http://schemas.microsoft.com/office/word/2016/wordml/cid" xmlns:w16="http://schemas.microsoft.com/office/word/2018/wordml" xmlns:w16du="http://schemas.microsoft.com/office/word/2023/wordml/word16du" xmlns:w16sdtdh="http://schemas.microsoft.com/office/word/2020/wordml/sdtdatahash" xmlns:w16sdtfl="http://schemas.microsoft.com/office/word/2024/wordml/sdtformatlock" xmlns:w16se="http://schemas.microsoft.com/office/word/2015/wordml/symex" xmlns:wpg="http://schemas.microsoft.com/office/word/2010/wordprocessingGroup" xmlns:wpi="http://schemas.microsoft.com/office/word/2010/wordprocessingInk" xmlns:wne="http://schemas.microsoft.com/office/word/2006/wordml" xmlns:wps="http://schemas.microsoft.com/office/word/2010/wordprocessingShape" mc:Ignorable="w14 w15 w16se w16cid w16 w16cex w16sdtdh w16sdtfl w16du wp14">
-  <w:body>
-    <w:p>
-      <w:pPr>
-        <w:widowControl w:val="0"/>
-        <w:ind w:left="-284" w:right="-148"/>
-        <w:jc w:val="center"/>
-        <w:rPr>
-          <w:b/>
-          <w:color w:val="000000"/>
-          <w:sz w:val="36"/>
-          <w:szCs w:val="36"/>
-        </w:rPr>
-      </w:pPr>
-      <w:r>
-        <w:rPr>
-          <w:b/>
-          <w:color w:val="000000"/>
-          <w:sz w:val="36"/>
-          <w:szCs w:val="36"/>
-        </w:rPr>
-        <w:t>OFERTA – POMPA CIEPŁA PANASONIC</w:t>
-      </w:r>
-    </w:p>
-    <w:p>
-      <w:pPr>
-        <w:widowControl w:val="0"/>
-        <w:ind w:left="-851" w:right="-715"/>
-        <w:jc w:val="center"/>
-        <w:rPr>
-          <w:bCs/>
-          <w:color w:val="000000"/>
-        </w:rPr>
-      </w:pPr>
-      <w:r>
-        <w:rPr>
-          <w:bCs/>
-          <w:color w:val="000000"/>
-        </w:rPr>
-        <w:t xml:space="preserve">{{MOC}} KW – 230 V - PANASONIC AQUAREA - SPLIT – GENERACJA K </w:t>
-      </w:r>
-    </w:p>
-    <w:p>
-      <w:pPr>
-        <w:spacing w:line="360" w:lineRule="auto"/>
-        <w:ind w:left="-142" w:right="-148" w:hanging="142"/>
-      </w:pPr>
-      <w:r>
-        <w:rPr>
-          <w:noProof/>
-        </w:rPr>
-        <w:drawing>
-          <wp:anchor distT="0" distB="0" distL="114300" distR="114300" simplePos="0" relativeHeight="251661312" behindDoc="1" locked="0" layoutInCell="1" allowOverlap="1" wp14:anchorId="264008B8" wp14:editId="4F533CD6">
-            <wp:simplePos x="0" y="0"/>
-            <wp:positionH relativeFrom="margin">
-              <wp:posOffset>4292600</wp:posOffset>
-            </wp:positionH>
-            <wp:positionV relativeFrom="paragraph">
-              <wp:posOffset>48260</wp:posOffset>
-            </wp:positionV>
-            <wp:extent cx="1744980" cy="1744980"/>
-            <wp:effectExtent l="0" t="0" r="7620" b="7620"/>
-            <wp:wrapNone/>
-            <wp:docPr id="19" name="Obraz 5" descr="Obraz zawierający tekst, zegar, zrzut ekranu, numer&#10;&#10;Zawartość wygenerowana przez AI może być niepoprawna."/>
-            <wp:cNvGraphicFramePr>
-              <a:graphicFrameLocks xmlns:a="http://schemas.openxmlformats.org/drawingml/2006/main" noChangeAspect="1"/>
-            </wp:cNvGraphicFramePr>
-            <a:graphic xmlns:a="http://schemas.openxmlformats.org/drawingml/2006/main">
-              <a:graphicData uri="http://schemas.openxmlformats.org/drawingml/2006/picture">
-                <pic:pic xmlns:pic="http://schemas.openxmlformats.org/drawingml/2006/picture">
-                  <pic:nvPicPr>
-                    <pic:cNvPr id="0" name="Obraz 5" descr="Obraz zawierający tekst, zegar, zrzut ekranu, numer&#10;&#10;Zawartość wygenerowana przez AI może być niepoprawna."/>
-                    <pic:cNvPicPr>
-                      <a:picLocks noChangeAspect="1" noChangeArrowheads="1"/>
-                    </pic:cNvPicPr>
-                  </pic:nvPicPr>
-                  <pic:blipFill>
-                    <a:blip r:embed="rId7">
-                      <a:extLst>
-                        <a:ext uri="{28A0092B-C50C-407E-A947-70E740481C1C}">
-                          <a14:useLocalDpi xmlns:a14="http://schemas.microsoft.com/office/drawing/2010/main" val="0"/>
-                        </a:ext>
-                      </a:extLst>
-                    </a:blip>
-                    <a:srcRect/>
-                    <a:stretch>
-                      <a:fillRect/>
-                    </a:stretch>
-                  </pic:blipFill>
-                  <pic:spPr bwMode="auto">
-                    <a:xfrm>
-                      <a:off x="0" y="0"/>
-                      <a:ext cx="1744980" cy="1744980"/>
-                    </a:xfrm>
-                    <a:prstGeom prst="rect">
-                      <a:avLst/>
-                    </a:prstGeom>
-                    <a:noFill/>
-                  </pic:spPr>
-                </pic:pic>
-              </a:graphicData>
-            </a:graphic>
-            <wp14:sizeRelH relativeFrom="page">
-              <wp14:pctWidth>0</wp14:pctWidth>
-            </wp14:sizeRelH>
-            <wp14:sizeRelV relativeFrom="page">
-              <wp14:pctHeight>0</wp14:pctHeight>
-            </wp14:sizeRelV>
-          </wp:anchor>
-        </w:drawing>
-      </w:r>
-      <w:r>
-        <w:rPr>
-          <w:noProof/>
-        </w:rPr>
-        <mc:AlternateContent>
-          <mc:Choice Requires="wps">
-            <w:drawing>
-              <wp:anchor distT="0" distB="0" distL="114300" distR="114300" simplePos="0" relativeHeight="251660288" behindDoc="0" locked="0" layoutInCell="1" allowOverlap="1" wp14:anchorId="39BDE556" wp14:editId="793C2609">
-                <wp:simplePos x="0" y="0"/>
-                <wp:positionH relativeFrom="margin">
-                  <wp:posOffset>528320</wp:posOffset>
-                </wp:positionH>
-                <wp:positionV relativeFrom="paragraph">
-                  <wp:posOffset>17780</wp:posOffset>
-                </wp:positionV>
-                <wp:extent cx="4663440" cy="0"/>
-                <wp:effectExtent l="0" t="0" r="0" b="0"/>
-                <wp:wrapNone/>
-                <wp:docPr id="2000142886" name="Łącznik prosty 1"/>
-                <wp:cNvGraphicFramePr/>
-                <a:graphic xmlns:a="http://schemas.openxmlformats.org/drawingml/2006/main">
-                  <a:graphicData uri="http://schemas.microsoft.com/office/word/2010/wordprocessingShape">
-                    <wps:wsp>
-                      <wps:cNvCnPr/>
-                      <wps:spPr>
-                        <a:xfrm>
-                          <a:off x="0" y="0"/>
-                          <a:ext cx="4663440" cy="0"/>
-                        </a:xfrm>
-                        <a:prstGeom prst="line">
-                          <a:avLst/>
-                        </a:prstGeom>
-                        <a:noFill/>
-                        <a:ln w="9525" cap="flat" cmpd="sng" algn="ctr">
-                          <a:solidFill>
-                            <a:sysClr val="windowText" lastClr="000000">
-                              <a:lumMod val="95000"/>
-                              <a:lumOff val="5000"/>
-                            </a:sysClr>
-                          </a:solidFill>
-                          <a:prstDash val="solid"/>
-                        </a:ln>
-                        <a:effectLst/>
-                      </wps:spPr>
-                      <wps:bodyPr/>
-                    </wps:wsp>
-                  </a:graphicData>
-                </a:graphic>
-                <wp14:sizeRelH relativeFrom="margin">
-                  <wp14:pctWidth>0</wp14:pctWidth>
-                </wp14:sizeRelH>
-                <wp14:sizeRelV relativeFrom="margin">
-                  <wp14:pctHeight>0</wp14:pctHeight>
-                </wp14:sizeRelV>
-              </wp:anchor>
-            </w:drawing>
-          </mc:Choice>
-          <mc:Fallback>
-            <w:pict>
-              <v:line w14:anchorId="45C711FF" id="Łącznik prosty 1" o:spid="_x0000_s1026" style="position:absolute;z-index:251660288;visibility:visible;mso-wrap-style:square;mso-width-percent:0;mso-height-percent:0;mso-wrap-distance-left:9pt;mso-wrap-distance-top:0;mso-wrap-distance-right:9pt;mso-wrap-distance-bottom:0;mso-position-horizontal:absolute;mso-position-horizontal-relative:margin;mso-position-vertical:absolute;mso-position-vertical-relative:text;mso-width-percent:0;mso-height-percent:0;mso-width-relative:margin;mso-height-relative:margin" from="41.6pt,1.4pt" to="408.8pt,1.4pt" o:gfxdata="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" strokecolor="#0d0d0d">
-                <w10:wrap anchorx="margin"/>
-              </v:line>
-            </w:pict>
-          </mc:Fallback>
-        </mc:AlternateContent>
-      </w:r>
-    </w:p>
-    <w:p>
-      <w:pPr>
-        <w:numPr>
-          <w:ilvl w:val="0"/>
-          <w:numId w:val="4"/>
-        </w:numPr>
-        <w:spacing w:line="360" w:lineRule="auto"/>
-        <w:ind w:left="284" w:right="-148" w:hanging="284"/>
-        <w:contextualSpacing/>
-        <w:rPr>
-          <w:sz w:val="24"/>
-          <w:szCs w:val="24"/>
-        </w:rPr>
-      </w:pPr>
-      <w:r>
-        <w:rPr>
-          <w:sz w:val="24"/>
-          <w:szCs w:val="24"/>
-        </w:rPr>
-        <w:t>ZAKRES OFERTY:</w:t>
-      </w:r>
-    </w:p>
-    <w:p>
-      <w:pPr>
-        <w:numPr>
-          <w:ilvl w:val="0"/>
-          <w:numId w:val="5"/>
-        </w:numPr>
-        <w:spacing w:line="360" w:lineRule="auto"/>
-        <w:ind w:left="284" w:right="-148" w:hanging="284"/>
-        <w:contextualSpacing/>
-      </w:pPr>
-      <w:r>
-        <w:t xml:space="preserve">Pompa ciepła </w:t>
-      </w:r>
-      <w:r>
-        <w:rPr>
-          <w:i/>
-          <w:iCs/>
-        </w:rPr>
-        <w:t>powietrze-woda</w:t>
-      </w:r>
-      <w:r>
-        <w:t xml:space="preserve"> – zestaw {{KIT}}</w:t>
-      </w:r>
-    </w:p>
-    <w:p>
-      <w:pPr>
-        <w:numPr>
-          <w:ilvl w:val="1"/>
-          <w:numId w:val="5"/>
-        </w:numPr>
-        <w:spacing w:line="360" w:lineRule="auto"/>
-        <w:ind w:left="709" w:right="-148" w:hanging="283"/>
-        <w:contextualSpacing/>
-      </w:pPr>
-      <w:r>
-        <w:t>Jednostka wewnętrzna – {{INDOOR}}</w:t>
-      </w:r>
-    </w:p>
-    <w:p>
-      <w:pPr>
-        <w:numPr>
-          <w:ilvl w:val="1"/>
-          <w:numId w:val="5"/>
-        </w:numPr>
-        <w:spacing w:line="480" w:lineRule="auto"/>
-        <w:ind w:left="709" w:right="-148" w:hanging="283"/>
-        <w:contextualSpacing/>
-      </w:pPr>
-      <w:r>
-        <w:t>Jednostka zewnętrzna – {{OUTDOOR}}</w:t>
-      </w:r>
-    </w:p>
-    <w:p>
-      <w:pPr>
-        <w:numPr>
-          <w:ilvl w:val="0"/>
-          <w:numId w:val="4"/>
-        </w:numPr>
-        <w:spacing w:line="360" w:lineRule="auto"/>
-        <w:ind w:right="-148"/>
-        <w:contextualSpacing/>
-        <w:rPr>
-          <w:sz w:val="24"/>
-          <w:szCs w:val="24"/>
-        </w:rPr>
-      </w:pPr>
-      <w:r>
-        <w:rPr>
-          <w:sz w:val="24"/>
-          <w:szCs w:val="24"/>
-        </w:rPr>
-        <w:t>ZAKRES PRAC I STANDARD MONTAŻU:</w:t>
-      </w:r>
-    </w:p>
-    <w:p>
-      <w:pPr>
-        <w:spacing w:line="360" w:lineRule="auto"/>
-        <w:ind w:left="-284" w:right="-148"/>
-      </w:pPr>
-      <w:r>
-        <w:t>- wykonanie solidnego fundamentu pod jednostkę zewnętrzną</w:t>
-      </w:r>
-    </w:p>
-    <w:p>
-      <w:pPr>
-        <w:spacing w:line="360" w:lineRule="auto"/>
-        <w:ind w:left="-284" w:right="-148"/>
-      </w:pPr>
-      <w:r>
-        <w:t>- montaż jednostki zewnętrznej na podstawach wibroizolacyjnych - całkowita redukcja drgań</w:t>
-      </w:r>
-    </w:p>
-    <w:p>
-      <w:pPr>
-        <w:spacing w:line="360" w:lineRule="auto"/>
-        <w:ind w:left="-142" w:right="-148" w:hanging="142"/>
-      </w:pPr>
-      <w:r>
-        <w:rPr>
-          <w:rFonts w:eastAsia="Noto Sans Symbols"/>
-        </w:rPr>
-        <w:t>- połączenia chłodnicze i hydrauliczne wykonane z zastosowaniem odpowiedniej termoizolacji</w:t>
-      </w:r>
-    </w:p>
-    <w:p>
-      <w:pPr>
-        <w:spacing w:line="360" w:lineRule="auto"/>
-        <w:ind w:left="-284" w:right="-148"/>
-        <w:rPr>
-          <w:rFonts w:eastAsia="Noto Sans Symbols"/>
-        </w:rPr>
-      </w:pPr>
-      <w:r>
-        <w:rPr>
-          <w:rFonts w:eastAsia="Noto Sans Symbols"/>
-        </w:rPr>
-        <w:t>- instalacja wodna oparta na mosiężnej armaturze (kolanka, zawory, grupy bezpieczeństwa)</w:t>
-      </w:r>
-    </w:p>
-    <w:p>
-      <w:pPr>
-        <w:spacing w:line="360" w:lineRule="auto"/>
-        <w:ind w:left="-142" w:right="-290" w:hanging="142"/>
-        <w:rPr>
-          <w:rFonts w:eastAsia="Noto Sans Symbols"/>
-        </w:rPr>
-      </w:pPr>
-      <w:r>
-        <w:rPr>
-          <w:rFonts w:eastAsia="Noto Sans Symbols"/>
-        </w:rPr>
-        <w:t>- filtr magnetyczny (separator zanieczyszczeń) zabezpieczający podzespoły pompy ciepła -  zintegrowany z jednostką wewnętrzną lub instalowany jako osobny moduł hydrauliczny</w:t>
-      </w:r>
-    </w:p>
-    <w:p>
-      <w:pPr>
-        <w:spacing w:line="360" w:lineRule="auto"/>
-        <w:ind w:left="-284" w:right="-148"/>
-      </w:pPr>
-      <w:r>
-        <w:t>- trwałe grupy bezpieczeństwa c.o./c.w.u. oraz naczynia przeponowe</w:t>
-      </w:r>
-      <w:r>
-        <w:rPr>
-          <w:i/>
-          <w:iCs/>
-        </w:rPr>
-        <w:t xml:space="preserve"> </w:t>
-      </w:r>
-      <w:proofErr w:type="spellStart"/>
-      <w:r>
-        <w:rPr>
-          <w:i/>
-          <w:iCs/>
-        </w:rPr>
-        <w:t>Reflex</w:t>
-      </w:r>
-      <w:proofErr w:type="spellEnd"/>
-      <w:r>
-        <w:t xml:space="preserve"> – najwyższa jakość</w:t>
-      </w:r>
-    </w:p>
-    <w:p>
-      <w:pPr>
-        <w:spacing w:line="360" w:lineRule="auto"/>
-        <w:ind w:left="-284" w:right="-148"/>
-      </w:pPr>
-      <w:r>
-        <w:t>- płukanie instalacji c.o. układów modernizowanych; zabezpieczenie instalacji inhibitorem korozji</w:t>
-      </w:r>
-    </w:p>
-    <w:p>
-      <w:pPr>
-        <w:spacing w:line="360" w:lineRule="auto"/>
-        <w:ind w:left="-284" w:right="-148"/>
-      </w:pPr>
-      <w:r>
-        <w:t>- opcjonalnie montaż i akcesoria do cyrkulacji c.w.u. – dodatkowa pompa obiegowa i armatura</w:t>
-      </w:r>
-    </w:p>
-    <w:p>
-      <w:pPr>
-        <w:spacing w:line="600" w:lineRule="auto"/>
-        <w:ind w:left="-284" w:right="-148"/>
-        <w:rPr>
-          <w:rFonts w:eastAsia="Noto Sans Symbols"/>
-        </w:rPr>
-      </w:pPr>
-      <w:r>
-        <w:rPr>
-          <w:rFonts w:eastAsia="Noto Sans Symbols"/>
-        </w:rPr>
-        <w:t xml:space="preserve">- moduł </w:t>
-      </w:r>
-      <w:proofErr w:type="spellStart"/>
-      <w:r>
-        <w:rPr>
-          <w:rFonts w:eastAsia="Noto Sans Symbols"/>
-        </w:rPr>
-        <w:t>WiFi</w:t>
-      </w:r>
-      <w:proofErr w:type="spellEnd"/>
-      <w:r>
-        <w:rPr>
-          <w:rFonts w:eastAsia="Noto Sans Symbols"/>
-        </w:rPr>
-        <w:t xml:space="preserve"> – zdalne sterowanie i serwis przez aplikację </w:t>
-      </w:r>
-      <w:r>
-        <w:rPr>
-          <w:rFonts w:eastAsia="Noto Sans Symbols"/>
-          <w:b/>
-          <w:bCs/>
-          <w:i/>
-          <w:iCs/>
-        </w:rPr>
-        <w:t xml:space="preserve">Panasonic Comfort </w:t>
-      </w:r>
-      <w:proofErr w:type="spellStart"/>
-      <w:r>
-        <w:rPr>
-          <w:rFonts w:eastAsia="Noto Sans Symbols"/>
-          <w:b/>
-          <w:bCs/>
-          <w:i/>
-          <w:iCs/>
-        </w:rPr>
-        <w:t>Cloud</w:t>
-      </w:r>
-      <w:proofErr w:type="spellEnd"/>
-    </w:p>
-    <w:p>
-      <w:pPr>
-        <w:numPr>
-          <w:ilvl w:val="0"/>
-          <w:numId w:val="4"/>
-        </w:numPr>
-        <w:spacing w:line="360" w:lineRule="auto"/>
-        <w:ind w:right="-148"/>
-        <w:contextualSpacing/>
-        <w:rPr>
-          <w:sz w:val="24"/>
-          <w:szCs w:val="24"/>
-        </w:rPr>
-      </w:pPr>
-      <w:r>
-        <w:rPr>
-          <w:sz w:val="24"/>
-          <w:szCs w:val="24"/>
-        </w:rPr>
-        <w:t>AUTORYZOWANE URUCHOMIENIE I GWARANCJA:</w:t>
-      </w:r>
-    </w:p>
-    <w:p>
-      <w:pPr>
-        <w:spacing w:line="360" w:lineRule="auto"/>
-        <w:ind w:left="-284" w:right="-148"/>
-      </w:pPr>
-      <w:r>
-        <w:rPr>
-          <w:rFonts w:eastAsia="Noto Sans Symbols"/>
-        </w:rPr>
-        <w:t>- uruchomienie i</w:t>
-      </w:r>
-      <w:r>
-        <w:t xml:space="preserve"> konfiguracja pompy ciepła; indywidualny instruktaż z obsługi urządzenia</w:t>
-      </w:r>
-    </w:p>
-    <w:p>
-      <w:pPr>
-        <w:tabs>
-          <w:tab w:val="left" w:pos="4678"/>
-        </w:tabs>
-        <w:spacing w:line="600" w:lineRule="auto"/>
-        <w:ind w:left="-284" w:right="-148"/>
-      </w:pPr>
-      <w:r>
-        <w:rPr>
-          <w:noProof/>
-        </w:rPr>
-        <w:drawing>
-          <wp:anchor distT="0" distB="0" distL="114300" distR="114300" simplePos="0" relativeHeight="251659264" behindDoc="1" locked="0" layoutInCell="1" allowOverlap="1" wp14:anchorId="3DADDF06" wp14:editId="5251C69E">
-            <wp:simplePos x="0" y="0"/>
-            <wp:positionH relativeFrom="page">
-              <wp:posOffset>3416935</wp:posOffset>
-            </wp:positionH>
-            <wp:positionV relativeFrom="paragraph">
-              <wp:posOffset>88900</wp:posOffset>
-            </wp:positionV>
-            <wp:extent cx="3865245" cy="3316605"/>
-            <wp:effectExtent l="0" t="0" r="1905" b="0"/>
-            <wp:wrapNone/>
-            <wp:docPr id="17" name="Obraz 2"/>
-            <wp:cNvGraphicFramePr>
-              <a:graphicFrameLocks xmlns:a="http://schemas.openxmlformats.org/drawingml/2006/main" noChangeAspect="1"/>
-            </wp:cNvGraphicFramePr>
-            <a:graphic xmlns:a="http://schemas.openxmlformats.org/drawingml/2006/main">
-              <a:graphicData uri="http://schemas.openxmlformats.org/drawingml/2006/picture">
-                <pic:pic xmlns:pic="http://schemas.openxmlformats.org/drawingml/2006/picture">
-                  <pic:nvPicPr>
-                    <pic:cNvPr id="0" name="Obraz 2"/>
-                    <pic:cNvPicPr>
-                      <a:picLocks noChangeAspect="1" noChangeArrowheads="1"/>
-                    </pic:cNvPicPr>
-                  </pic:nvPicPr>
-                  <pic:blipFill>
-                    <a:blip r:embed="rId8">
-                      <a:extLst>
-                        <a:ext uri="{28A0092B-C50C-407E-A947-70E740481C1C}">
-                          <a14:useLocalDpi xmlns:a14="http://schemas.microsoft.com/office/drawing/2010/main" val="0"/>
-                        </a:ext>
-                      </a:extLst>
-                    </a:blip>
-                    <a:srcRect/>
-                    <a:stretch>
-                      <a:fillRect/>
-                    </a:stretch>
-                  </pic:blipFill>
-                  <pic:spPr bwMode="auto">
-                    <a:xfrm>
-                      <a:off x="0" y="0"/>
-                      <a:ext cx="3865245" cy="3316605"/>
-                    </a:xfrm>
-                    <a:prstGeom prst="rect">
-                      <a:avLst/>
-                    </a:prstGeom>
-                    <a:noFill/>
-                  </pic:spPr>
-                </pic:pic>
-              </a:graphicData>
-            </a:graphic>
-            <wp14:sizeRelH relativeFrom="page">
-              <wp14:pctWidth>0</wp14:pctWidth>
-            </wp14:sizeRelH>
-            <wp14:sizeRelV relativeFrom="page">
-              <wp14:pctHeight>0</wp14:pctHeight>
-            </wp14:sizeRelV>
-          </wp:anchor>
-        </w:drawing>
-      </w:r>
-      <w:r>
-        <w:rPr>
-          <w:rFonts w:eastAsia="Noto Sans Symbols"/>
-        </w:rPr>
-        <w:t>- coroczny serwis gwarancyjny (koszt 500 zł brutto</w:t>
-      </w:r>
-      <w:r>
-        <w:rPr>
-          <w:bCs/>
-          <w:noProof/>
-          <w:color w:val="000000"/>
-          <w:sz w:val="18"/>
-          <w:szCs w:val="18"/>
-        </w:rPr>
-        <w:t>),</w:t>
-      </w:r>
-      <w:r>
-        <w:rPr>
-          <w:rFonts w:eastAsia="Noto Sans Symbols"/>
-        </w:rPr>
-        <w:t xml:space="preserve"> </w:t>
-      </w:r>
-      <w:r>
-        <w:t>5 lat gwarancji Panasonic</w:t>
-      </w:r>
-    </w:p>
-    <w:p>
-      <w:pPr>
-        <w:tabs>
-          <w:tab w:val="left" w:pos="4678"/>
-        </w:tabs>
-        <w:ind w:left="-284" w:right="-148"/>
-        <w:rPr>
-          <w:rFonts w:eastAsia="Noto Sans Symbols"/>
-        </w:rPr>
-      </w:pPr>
-      <w:r>
-        <w:rPr>
-          <w:noProof/>
-        </w:rPr>
-        <mc:AlternateContent>
-          <mc:Choice Requires="wps">
-            <w:drawing>
-              <wp:anchor distT="0" distB="0" distL="114300" distR="114300" simplePos="0" relativeHeight="251662336" behindDoc="0" locked="0" layoutInCell="1" allowOverlap="1" wp14:anchorId="263D6DBF" wp14:editId="1DA803C4">
-                <wp:simplePos x="0" y="0"/>
-                <wp:positionH relativeFrom="margin">
-                  <wp:posOffset>-191135</wp:posOffset>
-                </wp:positionH>
-                <wp:positionV relativeFrom="paragraph">
-                  <wp:posOffset>84455</wp:posOffset>
-                </wp:positionV>
-                <wp:extent cx="2572385" cy="0"/>
-                <wp:effectExtent l="0" t="0" r="0" b="0"/>
-                <wp:wrapNone/>
-                <wp:docPr id="1016885717" name="Łącznik prosty 1"/>
-                <wp:cNvGraphicFramePr/>
-                <a:graphic xmlns:a="http://schemas.openxmlformats.org/drawingml/2006/main">
-                  <a:graphicData uri="http://schemas.microsoft.com/office/word/2010/wordprocessingShape">
-                    <wps:wsp>
-                      <wps:cNvCnPr/>
-                      <wps:spPr>
-                        <a:xfrm>
-                          <a:off x="0" y="0"/>
-                          <a:ext cx="2572385" cy="0"/>
-                        </a:xfrm>
-                        <a:prstGeom prst="line">
-                          <a:avLst/>
-                        </a:prstGeom>
-                        <a:noFill/>
-                        <a:ln w="9525" cap="flat" cmpd="sng" algn="ctr">
-                          <a:solidFill>
-                            <a:sysClr val="windowText" lastClr="000000">
-                              <a:lumMod val="95000"/>
-                              <a:lumOff val="5000"/>
-                            </a:sysClr>
-                          </a:solidFill>
-                          <a:prstDash val="solid"/>
-                        </a:ln>
-                        <a:effectLst/>
-                      </wps:spPr>
-                      <wps:bodyPr/>
-                    </wps:wsp>
-                  </a:graphicData>
-                </a:graphic>
-                <wp14:sizeRelH relativeFrom="margin">
-                  <wp14:pctWidth>0</wp14:pctWidth>
-                </wp14:sizeRelH>
-                <wp14:sizeRelV relativeFrom="margin">
-                  <wp14:pctHeight>0</wp14:pctHeight>
-                </wp14:sizeRelV>
-              </wp:anchor>
-            </w:drawing>
-          </mc:Choice>
-          <mc:Fallback>
-            <w:pict>
-              <v:line w14:anchorId="294FDD86" id="Łącznik prosty 1" o:spid="_x0000_s1026" style="position:absolute;z-index:251662336;visibility:visible;mso-wrap-style:square;mso-width-percent:0;mso-height-percent:0;mso-wrap-distance-left:9pt;mso-wrap-distance-top:0;mso-wrap-distance-right:9pt;mso-wrap-distance-bottom:0;mso-position-horizontal:absolute;mso-position-horizontal-relative:margin;mso-position-vertical:absolute;mso-position-vertical-relative:text;mso-width-percent:0;mso-height-percent:0;mso-width-relative:margin;mso-height-relative:margin" from="-15.05pt,6.65pt" to="187.5pt,6.65pt" o:gfxdata="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" strokecolor="#0d0d0d">
-                <w10:wrap anchorx="margin"/>
-              </v:line>
-            </w:pict>
-          </mc:Fallback>
-        </mc:AlternateContent>
-      </w:r>
-    </w:p>
-    <w:p>
-      <w:pPr>
-        <w:spacing w:line="480" w:lineRule="auto"/>
-        <w:ind w:left="-567" w:right="5239"/>
-        <w:jc w:val="center"/>
-        <w:rPr>
-          <w:bCs/>
-          <w:color w:val="000000"/>
-          <w:sz w:val="24"/>
-          <w:szCs w:val="24"/>
-        </w:rPr>
-      </w:pPr>
-      <w:r>
-        <w:rPr>
-          <w:bCs/>
-          <w:color w:val="000000"/>
-          <w:sz w:val="24"/>
-          <w:szCs w:val="24"/>
-        </w:rPr>
-        <w:t>CENA BRUTTO (zawiera 8% VAT)</w:t>
-      </w:r>
-    </w:p>
-    <w:p>
-      <w:pPr>
-        <w:spacing w:line="600" w:lineRule="auto"/>
-        <w:ind w:left="-567" w:right="5239"/>
-        <w:jc w:val="center"/>
-        <w:rPr>
-          <w:bCs/>
-          <w:color w:val="000000"/>
-          <w:sz w:val="36"/>
-          <w:szCs w:val="36"/>
-        </w:rPr>
-      </w:pPr>
-      <w:r>
-        <w:rPr>
-          <w:noProof/>
-        </w:rPr>
-        <mc:AlternateContent>
-          <mc:Choice Requires="wps">
-            <w:drawing>
-              <wp:anchor distT="0" distB="0" distL="114300" distR="114300" simplePos="0" relativeHeight="251663360" behindDoc="0" locked="0" layoutInCell="1" allowOverlap="1" wp14:anchorId="51A545B4" wp14:editId="4C6FD984">
-                <wp:simplePos x="0" y="0"/>
-                <wp:positionH relativeFrom="margin">
-                  <wp:posOffset>-151130</wp:posOffset>
-                </wp:positionH>
-                <wp:positionV relativeFrom="paragraph">
-                  <wp:posOffset>478155</wp:posOffset>
-                </wp:positionV>
-                <wp:extent cx="2538730" cy="0"/>
-                <wp:effectExtent l="0" t="0" r="0" b="0"/>
-                <wp:wrapNone/>
-                <wp:docPr id="102044529" name="Łącznik prosty 1"/>
-                <wp:cNvGraphicFramePr/>
-                <a:graphic xmlns:a="http://schemas.openxmlformats.org/drawingml/2006/main">
-                  <a:graphicData uri="http://schemas.microsoft.com/office/word/2010/wordprocessingShape">
-                    <wps:wsp>
-                      <wps:cNvCnPr/>
-                      <wps:spPr>
-                        <a:xfrm flipV="1">
-                          <a:off x="0" y="0"/>
-                          <a:ext cx="2538730" cy="0"/>
-                        </a:xfrm>
-                        <a:prstGeom prst="line">
-                          <a:avLst/>
-                        </a:prstGeom>
-                        <a:noFill/>
-                        <a:ln w="9525" cap="flat" cmpd="sng" algn="ctr">
-                          <a:solidFill>
-                            <a:sysClr val="windowText" lastClr="000000">
-                              <a:lumMod val="95000"/>
-                              <a:lumOff val="5000"/>
-                            </a:sysClr>
-                          </a:solidFill>
-                          <a:prstDash val="solid"/>
-                        </a:ln>
-                        <a:effectLst/>
-                      </wps:spPr>
-                      <wps:bodyPr/>
-                    </wps:wsp>
-                  </a:graphicData>
-                </a:graphic>
-                <wp14:sizeRelH relativeFrom="margin">
-                  <wp14:pctWidth>0</wp14:pctWidth>
-                </wp14:sizeRelH>
-                <wp14:sizeRelV relativeFrom="margin">
-                  <wp14:pctHeight>0</wp14:pctHeight>
-                </wp14:sizeRelV>
-              </wp:anchor>
-            </w:drawing>
-          </mc:Choice>
-          <mc:Fallback>
-            <w:pict>
-              <v:line w14:anchorId="26062675" id="Łącznik prosty 1" o:spid="_x0000_s1026" style="position:absolute;flip:y;z-index:251663360;visibility:visible;mso-wrap-style:square;mso-width-percent:0;mso-height-percent:0;mso-wrap-distance-left:9pt;mso-wrap-distance-top:0;mso-wrap-distance-right:9pt;mso-wrap-distance-bottom:0;mso-position-horizontal:absolute;mso-position-horizontal-relative:margin;mso-position-vertical:absolute;mso-position-vertical-relative:text;mso-width-percent:0;mso-height-percent:0;mso-width-relative:margin;mso-height-relative:margin" from="-11.9pt,37.65pt" to="188pt,37.65pt" o:gfxdata="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" strokecolor="#0d0d0d">
-                <w10:wrap anchorx="margin"/>
-              </v:line>
-            </w:pict>
-          </mc:Fallback>
-        </mc:AlternateContent>
-      </w:r>
-      <w:r>
-        <w:rPr>
-          <w:bCs/>
-          <w:color w:val="000000"/>
-          <w:sz w:val="40"/>
-          <w:szCs w:val="40"/>
-        </w:rPr>
-        <w:t>{{PRC}}</w:t>
-      </w:r>
-      <w:r>
-        <w:rPr>
-          <w:bCs/>
-          <w:color w:val="000000"/>
-          <w:sz w:val="36"/>
-          <w:szCs w:val="36"/>
-        </w:rPr>
-        <w:t xml:space="preserve"> </w:t>
-      </w:r>
-      <w:r>
-        <w:rPr>
-          <w:bCs/>
-          <w:color w:val="000000"/>
-          <w:sz w:val="32"/>
-          <w:szCs w:val="32"/>
-        </w:rPr>
-        <w:t>PLN</w:t>
-      </w:r>
-    </w:p>
-    <w:p>
-      <w:pPr>
-        <w:spacing w:line="360" w:lineRule="auto"/>
-        <w:ind w:left="-567" w:right="5239"/>
-        <w:jc w:val="center"/>
-        <w:rPr>
-          <w:bCs/>
-          <w:color w:val="000000"/>
-        </w:rPr>
-      </w:pPr>
-      <w:r>
-        <w:rPr>
-          <w:bCs/>
-          <w:color w:val="000000"/>
-        </w:rPr>
-        <w:t>Dariusz Malczyk tel. 513 560 192</w:t>
-      </w:r>
-    </w:p>
-    <w:p>
-      <w:pPr>
-        <w:spacing w:line="480" w:lineRule="auto"/>
-        <w:ind w:left="-567" w:right="5239"/>
-        <w:jc w:val="center"/>
-        <w:rPr>
-          <w:bCs/>
-          <w:color w:val="000000"/>
-        </w:rPr>
-      </w:pPr>
-      <w:r>
-        <w:rPr>
-          <w:bCs/>
-          <w:color w:val="000000"/>
-        </w:rPr>
-        <w:t>Konrad Świerad tel. 692 035 554</w:t>
-      </w:r>
-    </w:p>
-    <w:p>
-      <w:pPr>
-        <w:spacing w:line="480" w:lineRule="auto"/>
-        <w:ind w:left="-567" w:right="5239"/>
-        <w:jc w:val="center"/>
-        <w:rPr>
-          <w:color w:val="00007F"/>
-          <w:u w:val="single"/>
-          <w:lang w:val="en-US"/>
-        </w:rPr>
-      </w:pPr>
-      <w:r>
-        <w:rPr>
-          <w:color w:val="00007F"/>
-          <w:u w:val="single"/>
-          <w:lang w:val="en-US"/>
-        </w:rPr>
-        <w:t>biuro.topinstal@gmail.com</w:t>
-      </w:r>
-    </w:p>
-    <w:p>
-      <w:pPr>
-        <w:spacing w:line="480" w:lineRule="auto"/>
-        <w:ind w:left="-567" w:right="5239"/>
-        <w:jc w:val="center"/>
-        <w:rPr>
-          <w:lang w:val="en-US"/>
-        </w:rPr>
-      </w:pPr>
-      <w:hyperlink r:id="rId9" w:history="1">
-        <w:r>
-          <w:rPr>
-            <w:rFonts w:eastAsia="Noto Sans Symbols"/>
-            <w:color w:val="0000FF" w:themeColor="hyperlink"/>
-            <w:u w:val="single"/>
-            <w:lang w:val="en-US"/>
-          </w:rPr>
-          <w:t>TOP-INSTAL Facebook</w:t>
-        </w:r>
-      </w:hyperlink>
-    </w:p>
-    <w:p>
-      <w:pPr>
-        <w:spacing w:line="360" w:lineRule="auto"/>
-        <w:ind w:left="-567" w:right="5239"/>
-        <w:jc w:val="center"/>
-        <w:rPr>
-          <w:color w:val="00007F"/>
-          <w:u w:val="single"/>
-          <w:lang w:val="en-US"/>
-        </w:rPr>
-      </w:pPr>
-      <w:hyperlink r:id="rId10" w:history="1">
-        <w:r>
-          <w:rPr>
-            <w:color w:val="0000FF" w:themeColor="hyperlink"/>
-            <w:u w:val="single"/>
-            <w:lang w:val="en-US"/>
-          </w:rPr>
-          <w:t>www.topinstal.com.pl</w:t>
-        </w:r>
-      </w:hyperlink>
-    </w:p>
-    <w:p>
-      <w:pPr>
-        <w:spacing w:line="360" w:lineRule="auto"/>
-        <w:ind w:left="-709" w:right="5097"/>
-        <w:jc w:val="center"/>
-        <w:rPr>
-          <w:lang w:val="en-US"/>
-        </w:rPr>
-      </w:pPr>
-    </w:p>
-    <w:p>
-      <w:pPr>
-        <w:spacing w:line="360" w:lineRule="auto"/>
-        <w:ind w:left="-142" w:right="-148"/>
-        <w:jc w:val="center"/>
-        <w:rPr>
-          <w:color w:val="00007F"/>
-          <w:u w:val="single"/>
-          <w:lang w:val="en-US"/>
-        </w:rPr>
-      </w:pPr>
-    </w:p>
-    <w:p/>
-    <w:sectPr>
-      <w:headerReference w:type="default" r:id="rId11"/>
-      <w:footerReference w:type="default" r:id="rId12"/>
-      <w:pgSz w:w="11900" w:h="16820"/>
-      <w:pgMar w:top="993" w:right="1268" w:bottom="728" w:left="1424" w:header="709" w:footer="412" w:gutter="0"/>
-      <w:pgNumType w:start="1"/>
-      <w:cols w:space="708"/>
-    </w:sectPr>
-  </w:body>
-</w:document>
-</file>
-
-<file path=word/endnotes.xml><?xml version="1.0" encoding="utf-8"?>
-<w:endnotes xmlns:wpc="http://schemas.microsoft.com/office/word/2010/wordprocessingCanvas" xmlns:cx="http://schemas.microsoft.com/office/drawing/2014/chartex" xmlns:cx1="http://schemas.microsoft.com/office/drawing/2015/9/8/chartex" xmlns:cx2="http://schemas.microsoft.com/office/drawing/2015/10/21/chartex" xmlns:cx3="http://schemas.microsoft.com/office/drawing/2016/5/9/chartex" xmlns:cx4="http://schemas.microsoft.com/office/drawing/2016/5/10/chartex" xmlns:cx5="http://schemas.microsoft.com/office/drawing/2016/5/11/chartex" xmlns:cx6="http://schemas.microsoft.com/office/drawing/2016/5/12/chartex" xmlns:cx7="http://schemas.microsoft.com/office/drawing/2016/5/13/chartex" xmlns:cx8="http://schemas.microsoft.com/office/drawing/2016/5/14/chartex" xmlns:mc="http://schemas.openxmlformats.org/markup-compatibility/2006" xmlns:aink="http://schemas.microsoft.com/office/drawing/2016/ink" xmlns:am3d="http://schemas.microsoft.com/office/drawing/2017/model3d" xmlns:o="urn:schemas-microsoft-com:office:office" xmlns:oel="http://schemas.microsoft.com/office/2019/extlst" xmlns:r="http://schemas.openxmlformats.org/officeDocument/2006/relationships" xmlns:m="http://schemas.openxmlformats.org/officeDocument/2006/math" xmlns:v="urn:schemas-microsoft-com:vml" xmlns:wp14="http://schemas.microsoft.com/office/word/2010/wordprocessingDrawing" xmlns:wp="http://schemas.openxmlformats.org/drawingml/2006/wordprocessingDrawing" xmlns:w10="urn:schemas-microsoft-com:office:word" xmlns:w="http://schemas.openxmlformats.org/wordprocessingml/2006/main" xmlns:w14="http://schemas.microsoft.com/office/word/2010/wordml" xmlns:w15="http://schemas.microsoft.com/office/word/2012/wordml" xmlns:w16cex="http://schemas.microsoft.com/office/word/2018/wordml/cex" xmlns:w16cid="http://schemas.microsoft.com/office/word/2016/wordml/cid" xmlns:w16="http://schemas.microsoft.com/office/word/2018/wordml" xmlns:w16du="http://schemas.microsoft.com/office/word/2023/wordml/word16du" xmlns:w16sdtdh="http://schemas.microsoft.com/office/word/2020/wordml/sdtdatahash" xmlns:w16sdtfl="http://schemas.microsoft.com/office/word/2024/wordml/sdtformatlock" xmlns:w16se="http://schemas.microsoft.com/office/word/2015/wordml/symex" xmlns:wpg="http://schemas.microsoft.com/office/word/2010/wordprocessingGroup" xmlns:wpi="http://schemas.microsoft.com/office/word/2010/wordprocessingInk" xmlns:wne="http://schemas.microsoft.com/office/word/2006/wordml" xmlns:wps="http://schemas.microsoft.com/office/word/2010/wordprocessingShape" mc:Ignorable="w14 w15 w16se w16cid w16 w16cex w16sdtdh w16sdtfl w16du wp14">
-  <w:endnote w:type="separator" w:id="-1">
-    <w:p>
-      <w:pPr>
-        <w:spacing w:line="240" w:lineRule="auto"/>
-      </w:pPr>
-      <w:r>
-        <w:separator/>
-      </w:r>
-    </w:p>
-  </w:endnote>
-  <w:endnote w:type="continuationSeparator" w:id="0">
-    <w:p>
-      <w:pPr>
-        <w:spacing w:line="240" w:lineRule="auto"/>
-      </w:pPr>
-      <w:r>
-        <w:continuationSeparator/>
-      </w:r>
-    </w:p>
-  </w:endnote>
-</w:endnotes>
-</file>
-
-<file path=word/footer1.xml><?xml version="1.0" encoding="utf-8"?>
-<w:ftr xmlns:wpc="http://schemas.microsoft.com/office/word/2010/wordprocessingCanvas" xmlns:cx="http://schemas.microsoft.com/office/drawing/2014/chartex" xmlns:cx1="http://schemas.microsoft.com/office/drawing/2015/9/8/chartex" xmlns:cx2="http://schemas.microsoft.com/office/drawing/2015/10/21/chartex" xmlns:cx3="http://schemas.microsoft.com/office/drawing/2016/5/9/chartex" xmlns:cx4="http://schemas.microsoft.com/office/drawing/2016/5/10/chartex" xmlns:cx5="http://schemas.microsoft.com/office/drawing/2016/5/11/chartex" xmlns:cx6="http://schemas.microsoft.com/office/drawing/2016/5/12/chartex" xmlns:cx7="http://schemas.microsoft.com/office/drawing/2016/5/13/chartex" xmlns:cx8="http://schemas.microsoft.com/office/drawing/2016/5/14/chartex" xmlns:mc="http://schemas.openxmlformats.org/markup-compatibility/2006" xmlns:aink="http://schemas.microsoft.com/office/drawing/2016/ink" xmlns:am3d="http://schemas.microsoft.com/office/drawing/2017/model3d" xmlns:o="urn:schemas-microsoft-com:office:office" xmlns:oel="http://schemas.microsoft.com/office/2019/extlst" xmlns:r="http://schemas.openxmlformats.org/officeDocument/2006/relationships" xmlns:m="http://schemas.openxmlformats.org/officeDocument/2006/math" xmlns:v="urn:schemas-microsoft-com:vml" xmlns:wp14="http://schemas.microsoft.com/office/word/2010/wordprocessingDrawing" xmlns:wp="http://schemas.openxmlformats.org/drawingml/2006/wordprocessingDrawing" xmlns:w10="urn:schemas-microsoft-com:office:word" xmlns:w="http://schemas.openxmlformats.org/wordprocessingml/2006/main" xmlns:w14="http://schemas.microsoft.com/office/word/2010/wordml" xmlns:w15="http://schemas.microsoft.com/office/word/2012/wordml" xmlns:w16cex="http://schemas.microsoft.com/office/word/2018/wordml/cex" xmlns:w16cid="http://schemas.microsoft.com/office/word/2016/wordml/cid" xmlns:w16="http://schemas.microsoft.com/office/word/2018/wordml" xmlns:w16du="http://schemas.microsoft.com/office/word/2023/wordml/word16du" xmlns:w16sdtdh="http://schemas.microsoft.com/office/word/2020/wordml/sdtdatahash" xmlns:w16sdtfl="http://schemas.microsoft.com/office/word/2024/wordml/sdtformatlock" xmlns:w16se="http://schemas.microsoft.com/office/word/2015/wordml/symex" xmlns:wpg="http://schemas.microsoft.com/office/word/2010/wordprocessingGroup" xmlns:wpi="http://schemas.microsoft.com/office/word/2010/wordprocessingInk" xmlns:wne="http://schemas.microsoft.com/office/word/2006/wordml" xmlns:wps="http://schemas.microsoft.com/office/word/2010/wordprocessingShape" mc:Ignorable="w14 w15 w16se w16cid w16 w16cex w16sdtdh w16sdtfl w16du wp14">
-  <w:p>
-    <w:pPr>
-      <w:pStyle w:val="Stopka"/>
-      <w:jc w:val="center"/>
-    </w:pPr>
-    <w:r>
-      <w:rPr>
-        <w:noProof/>
-      </w:rPr>
-      <w:drawing>
-        <wp:anchor distT="0" distB="0" distL="114300" distR="114300" simplePos="0" relativeHeight="251660288" behindDoc="1" locked="0" layoutInCell="1" allowOverlap="1" wp14:anchorId="6142129E" wp14:editId="7D0E4FDE">
-          <wp:simplePos x="0" y="0"/>
-          <wp:positionH relativeFrom="page">
-            <wp:align>center</wp:align>
-          </wp:positionH>
-          <wp:positionV relativeFrom="paragraph">
-            <wp:posOffset>-17145</wp:posOffset>
-          </wp:positionV>
-          <wp:extent cx="2037080" cy="230520"/>
-          <wp:effectExtent l="0" t="0" r="1270" b="0"/>
-          <wp:wrapNone/>
-          <wp:docPr id="1972498628" name="Obraz 4"/>
-          <wp:cNvGraphicFramePr>
-            <a:graphicFrameLocks xmlns:a="http://schemas.openxmlformats.org/drawingml/2006/main" noChangeAspect="1"/>
-          </wp:cNvGraphicFramePr>
-          <a:graphic xmlns:a="http://schemas.openxmlformats.org/drawingml/2006/main">
-            <a:graphicData uri="http://schemas.openxmlformats.org/drawingml/2006/picture">
-              <pic:pic xmlns:pic="http://schemas.openxmlformats.org/drawingml/2006/picture">
-                <pic:nvPicPr>
-                  <pic:cNvPr id="1720657587" name="Obraz 1720657587"/>
-                  <pic:cNvPicPr/>
-                </pic:nvPicPr>
-                <pic:blipFill>
-                  <a:blip r:embed="rId1">
-                    <a:extLst>
-                      <a:ext uri="{28A0092B-C50C-407E-A947-70E740481C1C}">
-                        <a14:useLocalDpi xmlns:a14="http://schemas.microsoft.com/office/drawing/2010/main" val="0"/>
-                      </a:ext>
-                    </a:extLst>
-                  </a:blip>
-                  <a:stretch>
-                    <a:fillRect/>
-                  </a:stretch>
-                </pic:blipFill>
-                <pic:spPr>
-                  <a:xfrm>
-                    <a:off x="0" y="0"/>
-                    <a:ext cx="2037080" cy="230520"/>
-                  </a:xfrm>
-                  <a:prstGeom prst="rect">
-                    <a:avLst/>
-                  </a:prstGeom>
-                </pic:spPr>
-              </pic:pic>
-            </a:graphicData>
-          </a:graphic>
-          <wp14:sizeRelH relativeFrom="page">
-            <wp14:pctWidth>0</wp14:pctWidth>
-          </wp14:sizeRelH>
-          <wp14:sizeRelV relativeFrom="page">
-            <wp14:pctHeight>0</wp14:pctHeight>
-          </wp14:sizeRelV>
-        </wp:anchor>
-      </w:drawing>
-    </w:r>
-  </w:p>
-</w:ftr>
-</file>
-
-<file path=word/footnotes.xml><?xml version="1.0" encoding="utf-8"?>
-<w:footnotes xmlns:wpc="http://schemas.microsoft.com/office/word/2010/wordprocessingCanvas" xmlns:cx="http://schemas.microsoft.com/office/drawing/2014/chartex" xmlns:cx1="http://schemas.microsoft.com/office/drawing/2015/9/8/chartex" xmlns:cx2="http://schemas.microsoft.com/office/drawing/2015/10/21/chartex" xmlns:cx3="http://schemas.microsoft.com/office/drawing/2016/5/9/chartex" xmlns:cx4="http://schemas.microsoft.com/office/drawing/2016/5/10/chartex" xmlns:cx5="http://schemas.microsoft.com/office/drawing/2016/5/11/chartex" xmlns:cx6="http://schemas.microsoft.com/office/drawing/2016/5/12/chartex" xmlns:cx7="http://schemas.microsoft.com/office/drawing/2016/5/13/chartex" xmlns:cx8="http://schemas.microsoft.com/office/drawing/2016/5/14/chartex" xmlns:mc="http://schemas.openxmlformats.org/markup-compatibility/2006" xmlns:aink="http://schemas.microsoft.com/office/drawing/2016/ink" xmlns:am3d="http://schemas.microsoft.com/office/drawing/2017/model3d" xmlns:o="urn:schemas-microsoft-com:office:office" xmlns:oel="http://schemas.microsoft.com/office/2019/extlst" xmlns:r="http://schemas.openxmlformats.org/officeDocument/2006/relationships" xmlns:m="http://schemas.openxmlformats.org/officeDocument/2006/math" xmlns:v="urn:schemas-microsoft-com:vml" xmlns:wp14="http://schemas.microsoft.com/office/word/2010/wordprocessingDrawing" xmlns:wp="http://schemas.openxmlformats.org/drawingml/2006/wordprocessingDrawing" xmlns:w10="urn:schemas-microsoft-com:office:word" xmlns:w="http://schemas.openxmlformats.org/wordprocessingml/2006/main" xmlns:w14="http://schemas.microsoft.com/office/word/2010/wordml" xmlns:w15="http://schemas.microsoft.com/office/word/2012/wordml" xmlns:w16cex="http://schemas.microsoft.com/office/word/2018/wordml/cex" xmlns:w16cid="http://schemas.microsoft.com/office/word/2016/wordml/cid" xmlns:w16="http://schemas.microsoft.com/office/word/2018/wordml" xmlns:w16du="http://schemas.microsoft.com/office/word/2023/wordml/word16du" xmlns:w16sdtdh="http://schemas.microsoft.com/office/word/2020/wordml/sdtdatahash" xmlns:w16sdtfl="http://schemas.microsoft.com/office/word/2024/wordml/sdtformatlock" xmlns:w16se="http://schemas.microsoft.com/office/word/2015/wordml/symex" xmlns:wpg="http://schemas.microsoft.com/office/word/2010/wordprocessingGroup" xmlns:wpi="http://schemas.microsoft.com/office/word/2010/wordprocessingInk" xmlns:wne="http://schemas.microsoft.com/office/word/2006/wordml" xmlns:wps="http://schemas.microsoft.com/office/word/2010/wordprocessingShape" mc:Ignorable="w14 w15 w16se w16cid w16 w16cex w16sdtdh w16sdtfl w16du wp14">
-  <w:footnote w:type="separator" w:id="-1">
-    <w:p>
-      <w:pPr>
-        <w:spacing w:line="240" w:lineRule="auto"/>
-      </w:pPr>
-      <w:r>
-        <w:separator/>
-      </w:r>
-    </w:p>
-  </w:footnote>
-  <w:footnote w:type="continuationSeparator" w:id="0">
-    <w:p>
-      <w:pPr>
-        <w:spacing w:line="240" w:lineRule="auto"/>
-      </w:pPr>
-      <w:r>
-        <w:continuationSeparator/>
-      </w:r>
-    </w:p>
-  </w:footnote>
-</w:footnotes>
-</file>
-
-<file path=word/header1.xml><?xml version="1.0" encoding="utf-8"?>
-<w:hdr xmlns:wpc="http://schemas.microsoft.com/office/word/2010/wordprocessingCanvas" xmlns:cx="http://schemas.microsoft.com/office/drawing/2014/chartex" xmlns:cx1="http://schemas.microsoft.com/office/drawing/2015/9/8/chartex" xmlns:cx2="http://schemas.microsoft.com/office/drawing/2015/10/21/chartex" xmlns:cx3="http://schemas.microsoft.com/office/drawing/2016/5/9/chartex" xmlns:cx4="http://schemas.microsoft.com/office/drawing/2016/5/10/chartex" xmlns:cx5="http://schemas.microsoft.com/office/drawing/2016/5/11/chartex" xmlns:cx6="http://schemas.microsoft.com/office/drawing/2016/5/12/chartex" xmlns:cx7="http://schemas.microsoft.com/office/drawing/2016/5/13/chartex" xmlns:cx8="http://schemas.microsoft.com/office/drawing/2016/5/14/chartex" xmlns:mc="http://schemas.openxmlformats.org/markup-compatibility/2006" xmlns:aink="http://schemas.microsoft.com/office/drawing/2016/ink" xmlns:am3d="http://schemas.microsoft.com/office/drawing/2017/model3d" xmlns:o="urn:schemas-microsoft-com:office:office" xmlns:oel="http://schemas.microsoft.com/office/2019/extlst" xmlns:r="http://schemas.openxmlformats.org/officeDocument/2006/relationships" xmlns:m="http://schemas.openxmlformats.org/officeDocument/2006/math" xmlns:v="urn:schemas-microsoft-com:vml" xmlns:wp14="http://schemas.microsoft.com/office/word/2010/wordprocessingDrawing" xmlns:wp="http://schemas.openxmlformats.org/drawingml/2006/wordprocessingDrawing" xmlns:w10="urn:schemas-microsoft-com:office:word" xmlns:w="http://schemas.openxmlformats.org/wordprocessingml/2006/main" xmlns:w14="http://schemas.microsoft.com/office/word/2010/wordml" xmlns:w15="http://schemas.microsoft.com/office/word/2012/wordml" xmlns:w16cex="http://schemas.microsoft.com/office/word/2018/wordml/cex" xmlns:w16cid="http://schemas.microsoft.com/office/word/2016/wordml/cid" xmlns:w16="http://schemas.microsoft.com/office/word/2018/wordml" xmlns:w16du="http://schemas.microsoft.com/office/word/2023/wordml/word16du" xmlns:w16sdtdh="http://schemas.microsoft.com/office/word/2020/wordml/sdtdatahash" xmlns:w16sdtfl="http://schemas.microsoft.com/office/word/2024/wordml/sdtformatlock" xmlns:w16se="http://schemas.microsoft.com/office/word/2015/wordml/symex" xmlns:wpg="http://schemas.microsoft.com/office/word/2010/wordprocessingGroup" xmlns:wpi="http://schemas.microsoft.com/office/word/2010/wordprocessingInk" xmlns:wne="http://schemas.microsoft.com/office/word/2006/wordml" xmlns:wps="http://schemas.microsoft.com/office/word/2010/wordprocessingShape" mc:Ignorable="w14 w15 w16se w16cid w16 w16cex w16sdtdh w16sdtfl w16du wp14">
-  <w:p>
-    <w:pPr>
-      <w:widowControl w:val="0"/>
-      <w:pBdr>
-        <w:top w:val="nil"/>
-        <w:left w:val="nil"/>
-        <w:bottom w:val="nil"/>
-        <w:right w:val="nil"/>
-        <w:between w:val="nil"/>
-      </w:pBdr>
-      <w:tabs>
-        <w:tab w:val="left" w:pos="4395"/>
-      </w:tabs>
-      <w:spacing w:line="240" w:lineRule="auto"/>
-      <w:rPr>
-        <w:color w:val="000000"/>
-        <w:sz w:val="14"/>
-        <w:szCs w:val="14"/>
-      </w:rPr>
-    </w:pPr>
-    <w:r>
-      <w:rPr>
-        <w:noProof/>
-      </w:rPr>
-      <w:drawing>
-        <wp:anchor distT="0" distB="0" distL="114300" distR="114300" simplePos="0" relativeHeight="251659264" behindDoc="1" locked="0" layoutInCell="1" allowOverlap="1" wp14:anchorId="19AC10F3" wp14:editId="6B739034">
-          <wp:simplePos x="0" y="0"/>
-          <wp:positionH relativeFrom="page">
-            <wp:posOffset>3025775</wp:posOffset>
-          </wp:positionH>
-          <wp:positionV relativeFrom="paragraph">
-            <wp:posOffset>-241300</wp:posOffset>
-          </wp:positionV>
-          <wp:extent cx="1503018" cy="240098"/>
-          <wp:effectExtent l="0" t="0" r="2540" b="7620"/>
-          <wp:wrapNone/>
-          <wp:docPr id="987387118" name="Obraz 3" descr="Obraz zawierający Czcionka, logo, Grafika, symbol&#10;&#10;Zawartość wygenerowana przez AI może być niepoprawna."/>
-          <wp:cNvGraphicFramePr>
-            <a:graphicFrameLocks xmlns:a="http://schemas.openxmlformats.org/drawingml/2006/main" noChangeAspect="1"/>
-          </wp:cNvGraphicFramePr>
-          <a:graphic xmlns:a="http://schemas.openxmlformats.org/drawingml/2006/main">
-            <a:graphicData uri="http://schemas.openxmlformats.org/drawingml/2006/picture">
-              <pic:pic xmlns:pic="http://schemas.openxmlformats.org/drawingml/2006/picture">
-                <pic:nvPicPr>
-                  <pic:cNvPr id="930799591" name="Obraz 3" descr="Obraz zawierający Czcionka, logo, Grafika, symbol&#10;&#10;Zawartość wygenerowana przez AI może być niepoprawna."/>
-                  <pic:cNvPicPr/>
-                </pic:nvPicPr>
-                <pic:blipFill>
-                  <a:blip r:embed="rId1">
-                    <a:extLst>
-                      <a:ext uri="{28A0092B-C50C-407E-A947-70E740481C1C}">
-                        <a14:useLocalDpi xmlns:a14="http://schemas.microsoft.com/office/drawing/2010/main" val="0"/>
-                      </a:ext>
-                    </a:extLst>
-                  </a:blip>
-                  <a:stretch>
-                    <a:fillRect/>
-                  </a:stretch>
-                </pic:blipFill>
-                <pic:spPr>
-                  <a:xfrm>
-                    <a:off x="0" y="0"/>
-                    <a:ext cx="1503018" cy="240098"/>
-                  </a:xfrm>
-                  <a:prstGeom prst="rect">
-                    <a:avLst/>
-                  </a:prstGeom>
-                </pic:spPr>
-              </pic:pic>
-            </a:graphicData>
-          </a:graphic>
-          <wp14:sizeRelH relativeFrom="page">
-            <wp14:pctWidth>0</wp14:pctWidth>
-          </wp14:sizeRelH>
-          <wp14:sizeRelV relativeFrom="page">
-            <wp14:pctHeight>0</wp14:pctHeight>
-          </wp14:sizeRelV>
-        </wp:anchor>
-      </w:drawing>
-    </w:r>
-    <w:r>
-      <w:rPr>
-        <w:color w:val="000000"/>
-        <w:sz w:val="14"/>
-        <w:szCs w:val="14"/>
-      </w:rPr>
-      <w:ptab w:relativeTo="margin" w:alignment="center" w:leader="none"/>
-    </w:r>
-    <w:r>
-      <w:rPr>
-        <w:color w:val="000000"/>
-        <w:sz w:val="14"/>
-        <w:szCs w:val="14"/>
-      </w:rPr>
-      <w:ptab w:relativeTo="margin" w:alignment="right" w:leader="none"/>
-    </w:r>
-  </w:p>
-</w:hdr>
-</file>
 
 <file path=word/numbering.xml><?xml version="1.0" encoding="utf-8"?>
 <w:numbering xmlns:wpc="http://schemas.microsoft.com/office/word/2010/wordprocessingCanvas" xmlns:cx="http://schemas.microsoft.com/office/drawing/2014/chartex" xmlns:cx1="http://schemas.microsoft.com/office/drawing/2015/9/8/chartex" xmlns:cx2="http://schemas.microsoft.com/office/drawing/2015/10/21/chartex" xmlns:cx3="http://schemas.microsoft.com/office/drawing/2016/5/9/chartex" xmlns:cx4="http://schemas.microsoft.com/office/drawing/2016/5/10/chartex" xmlns:cx5="http://schemas.microsoft.com/office/drawing/2016/5/11/chartex" xmlns:cx6="http://schemas.microsoft.com/office/drawing/2016/5/12/chartex" xmlns:cx7="http://schemas.microsoft.com/office/drawing/2016/5/13/chartex" xmlns:cx8="http://schemas.microsoft.com/office/drawing/2016/5/14/chartex" xmlns:mc="http://schemas.openxmlformats.org/markup-compatibility/2006" xmlns:aink="http://schemas.microsoft.com/office/drawing/2016/ink" xmlns:am3d="http://schemas.microsoft.com/office/drawing/2017/model3d" xmlns:o="urn:schemas-microsoft-com:office:office" xmlns:oel="http://schemas.microsoft.com/office/2019/extlst" xmlns:r="http://schemas.openxmlformats.org/officeDocument/2006/relationships" xmlns:m="http://schemas.openxmlformats.org/officeDocument/2006/math" xmlns:v="urn:schemas-microsoft-com:vml" xmlns:wp14="http://schemas.microsoft.com/office/word/2010/wordprocessingDrawing" xmlns:wp="http://schemas.openxmlformats.org/drawingml/2006/wordprocessingDrawing" xmlns:w10="urn:schemas-microsoft-com:office:word" xmlns:w="http://schemas.openxmlformats.org/wordprocessingml/2006/main" xmlns:w14="http://schemas.microsoft.com/office/word/2010/wordml" xmlns:w15="http://schemas.microsoft.com/office/word/2012/wordml" xmlns:w16cex="http://schemas.microsoft.com/office/word/2018/wordml/cex" xmlns:w16cid="http://schemas.microsoft.com/office/word/2016/wordml/cid" xmlns:w16="http://schemas.microsoft.com/office/word/2018/wordml" xmlns:w16du="http://schemas.microsoft.com/office/word/2023/wordml/word16du" xmlns:w16sdtdh="http://schemas.microsoft.com/office/word/2020/wordml/sdtdatahash" xmlns:w16sdtfl="http://schemas.microsoft.com/office/word/2024/wordml/sdtformatlock" xmlns:w16se="http://schemas.microsoft.com/office/word/2015/wordml/symex" xmlns:wpg="http://schemas.microsoft.com/office/word/2010/wordprocessingGroup" xmlns:wpi="http://schemas.microsoft.com/office/word/2010/wordprocessingInk" xmlns:wne="http://schemas.microsoft.com/office/word/2006/wordml" xmlns:wps="http://schemas.microsoft.com/office/word/2010/wordprocessingShape" mc:Ignorable="w14 w15 w16se w16cid w16 w16cex w16sdtdh w16sdtfl w16du wp14">
